--- a/templates/HFFC/RM_HFFC_1B_1L.docx
+++ b/templates/HFFC/RM_HFFC_1B_1L.docx
@@ -425,7 +425,7 @@
           <w:sz w:val="24"/>
           <w:szCs w:val="24"/>
         </w:rPr>
-        <w:t>31 May 2026</w:t>
+        <w:t>4 June 2026</w:t>
       </w:r>
       <w:r>
         <w:rPr>
@@ -854,8 +854,6 @@
         </w:rPr>
         <w:t>Age {{bsign.a}} years</w:t>
       </w:r>
-      <w:bookmarkStart w:id="0" w:name="_GoBack"/>
-      <w:bookmarkEnd w:id="0"/>
       <w:r>
         <w:rPr>
           <w:rFonts w:ascii="Cambria" w:hAnsi="Cambria" w:cs="Arial"/>
@@ -2015,7 +2013,16 @@
                 <w:sz w:val="24"/>
                 <w:szCs w:val="24"/>
               </w:rPr>
-              <w:t>{{ws[0].adr}}</w:t>
+              <w:t>{{ws[1</w:t>
+            </w:r>
+            <w:r>
+              <w:rPr>
+                <w:rFonts w:ascii="Cambria" w:hAnsi="Cambria" w:cs="Arial"/>
+                <w:bCs/>
+                <w:sz w:val="24"/>
+                <w:szCs w:val="24"/>
+              </w:rPr>
+              <w:t>].adr}}</w:t>
             </w:r>
           </w:p>
           <w:p>
@@ -2788,10 +2795,60 @@
           <w:szCs w:val="24"/>
         </w:rPr>
       </w:pPr>
-    </w:p>
-    <w:p>
-      <w:pPr>
-        <w:spacing w:before="240" w:line="360" w:lineRule="auto"/>
+      <w:bookmarkStart w:id="0" w:name="_GoBack"/>
+      <w:bookmarkEnd w:id="0"/>
+    </w:p>
+    <w:tbl>
+      <w:tblPr>
+        <w:tblpPr w:leftFromText="180" w:rightFromText="180" w:vertAnchor="text" w:horzAnchor="margin" w:tblpXSpec="right" w:tblpY="271"/>
+        <w:tblW w:w="0" w:type="auto"/>
+        <w:tblLook w:val="04A0" w:firstRow="1" w:lastRow="0" w:firstColumn="1" w:lastColumn="0" w:noHBand="0" w:noVBand="1"/>
+      </w:tblPr>
+      <w:tblGrid>
+        <w:gridCol w:w="3556"/>
+      </w:tblGrid>
+      <w:tr>
+        <w:trPr>
+          <w:trHeight w:val="1367"/>
+        </w:trPr>
+        <w:tc>
+          <w:tcPr>
+            <w:tcW w:w="3556" w:type="dxa"/>
+            <w:shd w:val="clear" w:color="auto" w:fill="auto"/>
+          </w:tcPr>
+          <w:p>
+            <w:pPr>
+              <w:spacing w:before="240" w:line="360" w:lineRule="auto"/>
+              <w:rPr>
+                <w:rFonts w:ascii="Cambria" w:eastAsia="DevLys 010" w:hAnsi="Cambria" w:cs="Calibri"/>
+                <w:color w:val="000000"/>
+                <w:u w:val="single"/>
+              </w:rPr>
+            </w:pPr>
+            <w:r>
+              <w:rPr>
+                <w:rFonts w:ascii="Cambria" w:eastAsia="DevLys 010" w:hAnsi="Cambria" w:cs="Calibri"/>
+                <w:color w:val="000000"/>
+                <w:u w:val="single"/>
+              </w:rPr>
+              <w:t>Drafted by: Sankalp Law Associates</w:t>
+            </w:r>
+            <w:r>
+              <w:rPr>
+                <w:rFonts w:ascii="Cambria" w:eastAsia="DevLys 010" w:hAnsi="Cambria" w:cs="Calibri"/>
+                <w:color w:val="000000"/>
+                <w:u w:val="single"/>
+              </w:rPr>
+              <w:br/>
+              <w:t>Advocate: Manoj Kumar Sharma       Contact No: 9079815511</w:t>
+            </w:r>
+          </w:p>
+        </w:tc>
+      </w:tr>
+    </w:tbl>
+    <w:p>
+      <w:pPr>
+        <w:spacing w:line="360" w:lineRule="auto"/>
         <w:jc w:val="right"/>
         <w:rPr>
           <w:rFonts w:ascii="Cambria" w:eastAsia="DevLys 010" w:hAnsi="Cambria" w:cs="Calibri"/>
@@ -2801,80 +2858,6 @@
           <w:u w:val="single"/>
         </w:rPr>
       </w:pPr>
-      <w:r>
-        <w:rPr>
-          <w:rFonts w:ascii="Cambria" w:eastAsia="DevLys 010" w:hAnsi="Cambria" w:cs="Calibri"/>
-          <w:color w:val="000000"/>
-          <w:sz w:val="24"/>
-          <w:szCs w:val="24"/>
-          <w:u w:val="single"/>
-        </w:rPr>
-        <w:t>Drafted by: Sankalp Law Associates</w:t>
-      </w:r>
-      <w:r>
-        <w:rPr>
-          <w:rFonts w:ascii="Cambria" w:eastAsia="DevLys 010" w:hAnsi="Cambria" w:cs="Calibri"/>
-          <w:color w:val="000000"/>
-          <w:sz w:val="24"/>
-          <w:szCs w:val="24"/>
-          <w:u w:val="single"/>
-        </w:rPr>
-        <w:br/>
-        <w:t>Advocate: Manoj Kumar Sharma</w:t>
-      </w:r>
-      <w:r>
-        <w:rPr>
-          <w:rFonts w:ascii="Cambria" w:eastAsia="DevLys 010" w:hAnsi="Cambria" w:cs="Calibri"/>
-          <w:color w:val="000000"/>
-          <w:sz w:val="24"/>
-          <w:szCs w:val="24"/>
-          <w:u w:val="single"/>
-        </w:rPr>
-        <w:t xml:space="preserve">         </w:t>
-      </w:r>
-    </w:p>
-    <w:p>
-      <w:pPr>
-        <w:spacing w:line="360" w:lineRule="auto"/>
-        <w:jc w:val="right"/>
-        <w:rPr>
-          <w:rFonts w:ascii="Cambria" w:eastAsia="DevLys 010" w:hAnsi="Cambria" w:cs="Calibri"/>
-          <w:color w:val="000000"/>
-          <w:sz w:val="24"/>
-          <w:szCs w:val="24"/>
-          <w:u w:val="single"/>
-        </w:rPr>
-      </w:pPr>
-      <w:r>
-        <w:rPr>
-          <w:rFonts w:ascii="Cambria" w:eastAsia="DevLys 010" w:hAnsi="Cambria" w:cs="Calibri"/>
-          <w:color w:val="000000"/>
-          <w:sz w:val="24"/>
-          <w:szCs w:val="24"/>
-          <w:u w:val="single"/>
-        </w:rPr>
-        <w:t>Contact No:</w:t>
-      </w:r>
-      <w:r>
-        <w:rPr>
-          <w:rFonts w:ascii="Cambria" w:eastAsia="DevLys 010" w:hAnsi="Cambria" w:cs="Calibri"/>
-          <w:color w:val="000000"/>
-          <w:sz w:val="24"/>
-          <w:szCs w:val="24"/>
-          <w:u w:val="single"/>
-        </w:rPr>
-        <w:t xml:space="preserve"> </w:t>
-      </w:r>
-      <w:r>
-        <w:rPr>
-          <w:rFonts w:ascii="Cambria" w:eastAsia="DevLys 010" w:hAnsi="Cambria" w:cs="Calibri"/>
-          <w:color w:val="000000"/>
-          <w:sz w:val="24"/>
-          <w:szCs w:val="24"/>
-          <w:u w:val="single"/>
-        </w:rPr>
-        <w:t>9079815511</w:t>
-      </w:r>
     </w:p>
     <w:p>
       <w:pPr>
@@ -3078,7 +3061,7 @@
         <w:bCs/>
         <w:noProof/>
       </w:rPr>
-      <w:t>2</w:t>
+      <w:t>4</w:t>
     </w:r>
     <w:r>
       <w:rPr>
@@ -7466,7 +7449,7 @@
 </file>
 
 <file path=customXml/itemProps1.xml><?xml version="1.0" encoding="utf-8"?>
-<ds:datastoreItem xmlns:ds="http://schemas.openxmlformats.org/officeDocument/2006/customXml" ds:itemID="{7453B1F0-7105-46C2-8A90-1B24E0B3EAB8}">
+<ds:datastoreItem xmlns:ds="http://schemas.openxmlformats.org/officeDocument/2006/customXml" ds:itemID="{0C1259A8-A33A-4C46-AE1B-925F557BD29F}">
   <ds:schemaRefs>
     <ds:schemaRef ds:uri="http://schemas.openxmlformats.org/officeDocument/2006/bibliography"/>
   </ds:schemaRefs>

--- a/templates/HFFC/RM_HFFC_1B_1L.docx
+++ b/templates/HFFC/RM_HFFC_1B_1L.docx
@@ -425,7 +425,7 @@
           <w:sz w:val="24"/>
           <w:szCs w:val="24"/>
         </w:rPr>
-        <w:t>4 June 2026</w:t>
+        <w:t>23 June 2026</w:t>
       </w:r>
       <w:r>
         <w:rPr>
@@ -1525,13 +1525,15 @@
         <w:jc w:val="both"/>
         <w:rPr>
           <w:rFonts w:ascii="Cambria" w:hAnsi="Cambria" w:cs="Arial"/>
-          <w:sz w:val="24"/>
-          <w:szCs w:val="24"/>
-        </w:rPr>
-      </w:pPr>
-      <w:r>
-        <w:rPr>
-          <w:rFonts w:ascii="Cambria" w:hAnsi="Cambria" w:cs="Arial"/>
+          <w:b/>
+          <w:sz w:val="24"/>
+          <w:szCs w:val="24"/>
+        </w:rPr>
+      </w:pPr>
+      <w:r>
+        <w:rPr>
+          <w:rFonts w:ascii="Cambria" w:hAnsi="Cambria" w:cs="Arial"/>
+          <w:b/>
           <w:sz w:val="24"/>
           <w:szCs w:val="24"/>
         </w:rPr>
@@ -1550,6 +1552,7 @@
       <w:r>
         <w:rPr>
           <w:rFonts w:ascii="Cambria" w:hAnsi="Cambria" w:cs="Arial"/>
+          <w:b/>
           <w:sz w:val="24"/>
           <w:szCs w:val="24"/>
         </w:rPr>
@@ -2582,7 +2585,7 @@
           <w:sz w:val="24"/>
           <w:szCs w:val="24"/>
         </w:rPr>
-        <w:t xml:space="preserve">a. </w:t>
+        <w:t>{</w:t>
       </w:r>
       <w:r>
         <w:rPr>
@@ -2591,21 +2594,19 @@
           <w:sz w:val="24"/>
           <w:szCs w:val="24"/>
         </w:rPr>
-        <w:t>{{ds[0].t}}</w:t>
-      </w:r>
-    </w:p>
-    <w:p>
-      <w:pPr>
-        <w:spacing w:after="240"/>
-        <w:ind w:left="270" w:hanging="270"/>
-        <w:jc w:val="both"/>
+        <w:t>{</w:t>
+      </w:r>
+      <w:bookmarkStart w:id="0" w:name="_GoBack"/>
+      <w:bookmarkEnd w:id="0"/>
+      <w:r>
         <w:rPr>
           <w:rFonts w:ascii="Cambria" w:hAnsi="Cambria" w:cs="Arial"/>
           <w:bCs/>
           <w:sz w:val="24"/>
           <w:szCs w:val="24"/>
         </w:rPr>
-      </w:pPr>
+        <w:t>Chain_Text}</w:t>
+      </w:r>
       <w:r>
         <w:rPr>
           <w:rFonts w:ascii="Cambria" w:hAnsi="Cambria" w:cs="Arial"/>
@@ -2613,72 +2614,8 @@
           <w:sz w:val="24"/>
           <w:szCs w:val="24"/>
         </w:rPr>
-        <w:t>b. {{ds[1].t}}</w:t>
-      </w:r>
-    </w:p>
-    <w:p>
-      <w:pPr>
-        <w:spacing w:after="240"/>
-        <w:ind w:left="270" w:hanging="270"/>
-        <w:jc w:val="both"/>
-        <w:rPr>
-          <w:rFonts w:ascii="Cambria" w:hAnsi="Cambria" w:cs="Arial"/>
-          <w:bCs/>
-          <w:sz w:val="24"/>
-          <w:szCs w:val="24"/>
-        </w:rPr>
-      </w:pPr>
-      <w:r>
-        <w:rPr>
-          <w:rFonts w:ascii="Cambria" w:hAnsi="Cambria" w:cs="Arial"/>
-          <w:bCs/>
-          <w:sz w:val="24"/>
-          <w:szCs w:val="24"/>
-        </w:rPr>
-        <w:t>c. {{ds[2].t}}</w:t>
-      </w:r>
-    </w:p>
-    <w:p>
-      <w:pPr>
-        <w:spacing w:after="240"/>
-        <w:ind w:left="270" w:hanging="270"/>
-        <w:jc w:val="both"/>
-        <w:rPr>
-          <w:rFonts w:ascii="Cambria" w:hAnsi="Cambria" w:cs="Arial"/>
-          <w:sz w:val="24"/>
-          <w:szCs w:val="24"/>
-        </w:rPr>
-      </w:pPr>
-      <w:r>
-        <w:rPr>
-          <w:rFonts w:ascii="Cambria" w:hAnsi="Cambria" w:cs="Arial"/>
-          <w:bCs/>
-          <w:sz w:val="24"/>
-          <w:szCs w:val="24"/>
-        </w:rPr>
-        <w:t xml:space="preserve">d. </w:t>
-      </w:r>
-      <w:r>
-        <w:rPr>
-          <w:rFonts w:ascii="Cambria" w:hAnsi="Cambria" w:cs="Arial"/>
-          <w:sz w:val="24"/>
-          <w:szCs w:val="24"/>
-        </w:rPr>
-        <w:t>{{ds[3].t}}</w:t>
-      </w:r>
-    </w:p>
-    <w:p>
-      <w:pPr>
-        <w:spacing w:after="240"/>
-        <w:ind w:left="270" w:hanging="270"/>
-        <w:jc w:val="both"/>
-        <w:rPr>
-          <w:rFonts w:ascii="Cambria" w:hAnsi="Cambria" w:cs="Arial"/>
-          <w:bCs/>
-          <w:sz w:val="24"/>
-          <w:szCs w:val="24"/>
-        </w:rPr>
-      </w:pPr>
+        <w:t>}</w:t>
+      </w:r>
     </w:p>
     <w:p>
       <w:pPr>
@@ -2795,8 +2732,6 @@
           <w:szCs w:val="24"/>
         </w:rPr>
       </w:pPr>
-      <w:bookmarkStart w:id="0" w:name="_GoBack"/>
-      <w:bookmarkEnd w:id="0"/>
     </w:p>
     <w:tbl>
       <w:tblPr>
@@ -7449,7 +7384,7 @@
 </file>
 
 <file path=customXml/itemProps1.xml><?xml version="1.0" encoding="utf-8"?>
-<ds:datastoreItem xmlns:ds="http://schemas.openxmlformats.org/officeDocument/2006/customXml" ds:itemID="{0C1259A8-A33A-4C46-AE1B-925F557BD29F}">
+<ds:datastoreItem xmlns:ds="http://schemas.openxmlformats.org/officeDocument/2006/customXml" ds:itemID="{FC1F3CE3-D819-4A7F-9AF9-21FD50392F87}">
   <ds:schemaRefs>
     <ds:schemaRef ds:uri="http://schemas.openxmlformats.org/officeDocument/2006/bibliography"/>
   </ds:schemaRefs>
